--- a/exercises/Bài tập 050 - Đại từ quan hệ.docx
+++ b/exercises/Bài tập 050 - Đại từ quan hệ.docx
@@ -9,6 +9,7 @@
         <w:rPr>
           <w:rFonts w:ascii="Arial" w:hAnsi="Arial" w:cs="Arial"/>
           <w:b/>
+          <w:color w:val="000000"/>
           <w:sz w:val="32"/>
         </w:rPr>
       </w:pPr>
@@ -16,6 +17,7 @@
         <w:rPr>
           <w:rFonts w:ascii="Arial" w:hAnsi="Arial" w:cs="Arial"/>
           <w:b/>
+          <w:color w:val="000000"/>
           <w:sz w:val="32"/>
         </w:rPr>
         <w:t>BÀI TẬP NGÀY 50</w:t>
@@ -28,6 +30,7 @@
         <w:rPr>
           <w:rFonts w:ascii="Arial" w:hAnsi="Arial" w:cs="Arial"/>
           <w:b/>
+          <w:color w:val="000000"/>
           <w:sz w:val="36"/>
         </w:rPr>
       </w:pPr>
@@ -35,636 +38,1706 @@
         <w:rPr>
           <w:rFonts w:ascii="Arial" w:hAnsi="Arial" w:cs="Arial"/>
           <w:b/>
+          <w:color w:val="000000"/>
           <w:sz w:val="36"/>
         </w:rPr>
         <w:t>ĐẠI TỪ QUAN HỆ: WHO / WHOM / WHICH / THAT</w:t>
       </w:r>
     </w:p>
     <w:p>
-      <w:r>
+      <w:pPr>
+        <w:rPr>
+          <w:color w:val="000000"/>
+        </w:rPr>
+      </w:pPr>
+      <w:r>
+        <w:rPr>
+          <w:color w:val="000000"/>
+        </w:rPr>
         <w:t>Họ và tên: __________________________                         Điểm: ________/100</w:t>
       </w:r>
     </w:p>
     <w:p>
       <w:pPr>
         <w:pStyle w:val="Heading1"/>
+        <w:spacing w:before="60"/>
       </w:pPr>
       <w:r>
         <w:t>PHẦN 1. CHỌN ĐÁP ÁN ĐÚNG (10 điểm)</w:t>
       </w:r>
     </w:p>
     <w:p>
-      <w:r>
+      <w:pPr>
+        <w:keepNext/>
+        <w:spacing w:before="120" w:after="60"/>
+        <w:rPr>
+          <w:color w:val="000000"/>
+        </w:rPr>
+      </w:pPr>
+      <w:r>
+        <w:rPr>
+          <w:color w:val="000000"/>
+        </w:rPr>
         <w:t>1. The woman ______ lives next door is a doctor.   A. which   B. who   C. whom</w:t>
       </w:r>
     </w:p>
     <w:p>
-      <w:r>
+      <w:pPr>
+        <w:keepNext/>
+        <w:spacing w:before="120" w:after="60"/>
+        <w:rPr>
+          <w:color w:val="000000"/>
+        </w:rPr>
+      </w:pPr>
+      <w:r>
+        <w:rPr>
+          <w:color w:val="000000"/>
+        </w:rPr>
         <w:t>2. The book ______ is on the table is mine.   A. who   B. whom   C. which</w:t>
       </w:r>
     </w:p>
     <w:p>
-      <w:r>
+      <w:pPr>
+        <w:keepNext/>
+        <w:spacing w:before="120" w:after="60"/>
+        <w:rPr>
+          <w:color w:val="000000"/>
+        </w:rPr>
+      </w:pPr>
+      <w:r>
+        <w:rPr>
+          <w:color w:val="000000"/>
+        </w:rPr>
         <w:t>3. The man ______ I met was friendly.   A. whom   B. which   C. where</w:t>
       </w:r>
     </w:p>
     <w:p>
-      <w:r>
+      <w:pPr>
+        <w:keepNext/>
+        <w:spacing w:before="120" w:after="60"/>
+        <w:rPr>
+          <w:color w:val="000000"/>
+        </w:rPr>
+      </w:pPr>
+      <w:r>
+        <w:rPr>
+          <w:color w:val="000000"/>
+        </w:rPr>
         <w:t>4. This is the phone ______ I want to buy.   A. who   B. that   C. whom</w:t>
       </w:r>
     </w:p>
     <w:p>
-      <w:r>
+      <w:pPr>
+        <w:keepNext/>
+        <w:spacing w:before="120" w:after="60"/>
+        <w:rPr>
+          <w:color w:val="000000"/>
+        </w:rPr>
+      </w:pPr>
+      <w:r>
+        <w:rPr>
+          <w:color w:val="000000"/>
+        </w:rPr>
         <w:t>5. The boy ______ won the race is my cousin.   A. who   B. which   C. whom</w:t>
       </w:r>
     </w:p>
     <w:p>
-      <w:r>
+      <w:pPr>
+        <w:keepNext/>
+        <w:spacing w:before="120" w:after="60"/>
+        <w:rPr>
+          <w:color w:val="000000"/>
+        </w:rPr>
+      </w:pPr>
+      <w:r>
+        <w:rPr>
+          <w:color w:val="000000"/>
+        </w:rPr>
         <w:t>6. The film ______ we watched was excellent.   A. who   B. which   C. whom</w:t>
       </w:r>
     </w:p>
     <w:p>
-      <w:r>
+      <w:pPr>
+        <w:keepNext/>
+        <w:spacing w:before="120" w:after="60"/>
+        <w:rPr>
+          <w:color w:val="000000"/>
+        </w:rPr>
+      </w:pPr>
+      <w:r>
+        <w:rPr>
+          <w:color w:val="000000"/>
+        </w:rPr>
         <w:t>7. The woman to ______ I spoke was helpful.   A. who   B. that   C. whom</w:t>
       </w:r>
     </w:p>
     <w:p>
-      <w:r>
+      <w:pPr>
+        <w:keepNext/>
+        <w:spacing w:before="120" w:after="60"/>
+        <w:rPr>
+          <w:color w:val="000000"/>
+        </w:rPr>
+      </w:pPr>
+      <w:r>
+        <w:rPr>
+          <w:color w:val="000000"/>
+        </w:rPr>
         <w:t>8. My father, ______ is 60, still works.   A. that   B. who   C. which</w:t>
       </w:r>
     </w:p>
     <w:p>
-      <w:r>
+      <w:pPr>
+        <w:keepNext/>
+        <w:spacing w:before="120" w:after="60"/>
+        <w:rPr>
+          <w:color w:val="000000"/>
+        </w:rPr>
+      </w:pPr>
+      <w:r>
+        <w:rPr>
+          <w:color w:val="000000"/>
+        </w:rPr>
         <w:t>9. The car ______ belongs to Lan is red.   A. who   B. which   C. whom</w:t>
       </w:r>
     </w:p>
     <w:p>
-      <w:r>
+      <w:pPr>
+        <w:keepNext/>
+        <w:spacing w:before="120" w:after="60"/>
+        <w:rPr>
+          <w:color w:val="000000"/>
+        </w:rPr>
+      </w:pPr>
+      <w:r>
+        <w:rPr>
+          <w:color w:val="000000"/>
+        </w:rPr>
         <w:t>10. The person ______ you called is here.   A. whom   B. which   C. whose</w:t>
       </w:r>
     </w:p>
     <w:p>
       <w:pPr>
         <w:pStyle w:val="Heading1"/>
+        <w:spacing w:before="240"/>
       </w:pPr>
       <w:r>
         <w:t>PHẦN 2. ĐIỀN WHO, WHOM, WHICH HOẶC THAT (10 điểm)</w:t>
       </w:r>
     </w:p>
     <w:p>
-      <w:r>
+      <w:pPr>
+        <w:rPr>
+          <w:color w:val="000000"/>
+        </w:rPr>
+      </w:pPr>
+      <w:r>
+        <w:rPr>
+          <w:color w:val="000000"/>
+        </w:rPr>
         <w:t>Nếu có nhiều đáp án đúng, hãy ghi tất cả đáp án phù hợp.</w:t>
       </w:r>
     </w:p>
     <w:p>
-      <w:r>
+      <w:pPr>
+        <w:keepNext/>
+        <w:spacing w:before="120" w:after="60"/>
+        <w:rPr>
+          <w:color w:val="000000"/>
+        </w:rPr>
+      </w:pPr>
+      <w:r>
+        <w:rPr>
+          <w:color w:val="000000"/>
+        </w:rPr>
+        <w:lastRenderedPageBreak/>
         <w:t>1. The teacher ______ teaches us English is from Hue.</w:t>
       </w:r>
     </w:p>
     <w:p>
-      <w:r>
+      <w:pPr>
+        <w:keepNext/>
+        <w:spacing w:before="120" w:after="60"/>
+        <w:rPr>
+          <w:color w:val="000000"/>
+        </w:rPr>
+      </w:pPr>
+      <w:r>
+        <w:rPr>
+          <w:color w:val="000000"/>
+        </w:rPr>
         <w:t>2. The bag ______ is on the chair belongs to Mai.</w:t>
       </w:r>
     </w:p>
     <w:p>
-      <w:r>
+      <w:pPr>
+        <w:keepNext/>
+        <w:spacing w:before="120" w:after="60"/>
+        <w:rPr>
+          <w:color w:val="000000"/>
+        </w:rPr>
+      </w:pPr>
+      <w:r>
+        <w:rPr>
+          <w:color w:val="000000"/>
+        </w:rPr>
         <w:t>3. The man ______ I saw yesterday was Nam.</w:t>
       </w:r>
     </w:p>
     <w:p>
-      <w:r>
+      <w:pPr>
+        <w:keepNext/>
+        <w:spacing w:before="120" w:after="60"/>
+        <w:rPr>
+          <w:color w:val="000000"/>
+        </w:rPr>
+      </w:pPr>
+      <w:r>
+        <w:rPr>
+          <w:color w:val="000000"/>
+        </w:rPr>
         <w:t>4. The song ______ we are listening to is beautiful.</w:t>
       </w:r>
     </w:p>
     <w:p>
-      <w:r>
+      <w:pPr>
+        <w:keepNext/>
+        <w:spacing w:before="120" w:after="60"/>
+        <w:rPr>
+          <w:color w:val="000000"/>
+        </w:rPr>
+      </w:pPr>
+      <w:r>
+        <w:rPr>
+          <w:color w:val="000000"/>
+        </w:rPr>
         <w:t>5. The girl ______ won the scholarship is my sister.</w:t>
       </w:r>
     </w:p>
     <w:p>
-      <w:r>
+      <w:pPr>
+        <w:keepNext/>
+        <w:spacing w:before="120" w:after="60"/>
+        <w:rPr>
+          <w:color w:val="000000"/>
+        </w:rPr>
+      </w:pPr>
+      <w:r>
+        <w:rPr>
+          <w:color w:val="000000"/>
+        </w:rPr>
         <w:t>6. The laptop ______ Lan bought is very fast.</w:t>
       </w:r>
     </w:p>
     <w:p>
-      <w:r>
+      <w:pPr>
+        <w:keepNext/>
+        <w:spacing w:before="120" w:after="60"/>
+        <w:rPr>
+          <w:color w:val="000000"/>
+        </w:rPr>
+      </w:pPr>
+      <w:r>
+        <w:rPr>
+          <w:color w:val="000000"/>
+        </w:rPr>
         <w:t>7. The person to ______ you should speak is Mr. Long.</w:t>
       </w:r>
     </w:p>
     <w:p>
-      <w:r>
+      <w:pPr>
+        <w:keepNext/>
+        <w:spacing w:before="120" w:after="60"/>
+        <w:rPr>
+          <w:color w:val="000000"/>
+        </w:rPr>
+      </w:pPr>
+      <w:r>
+        <w:rPr>
+          <w:color w:val="000000"/>
+        </w:rPr>
         <w:t>8. The dog ______ barked all night belongs to our neighbor.</w:t>
       </w:r>
     </w:p>
     <w:p>
-      <w:r>
+      <w:pPr>
+        <w:keepNext/>
+        <w:spacing w:before="120" w:after="60"/>
+        <w:rPr>
+          <w:color w:val="000000"/>
+        </w:rPr>
+      </w:pPr>
+      <w:r>
+        <w:rPr>
+          <w:color w:val="000000"/>
+        </w:rPr>
         <w:t>9. The students ______ the teacher praised were happy.</w:t>
       </w:r>
     </w:p>
     <w:p>
-      <w:r>
+      <w:pPr>
+        <w:keepNext/>
+        <w:spacing w:before="120" w:after="60"/>
+        <w:rPr>
+          <w:color w:val="000000"/>
+        </w:rPr>
+      </w:pPr>
+      <w:r>
+        <w:rPr>
+          <w:color w:val="000000"/>
+        </w:rPr>
         <w:t>10. This is the house ______ was built in 1900.</w:t>
       </w:r>
     </w:p>
     <w:p>
       <w:pPr>
         <w:pStyle w:val="Heading1"/>
+        <w:spacing w:before="240"/>
       </w:pPr>
       <w:r>
         <w:t>PHẦN 3. XÁC ĐỊNH VAI TRÒ CHỦ NGỮ (S) HAY TÂN NGỮ (O) (10 điểm)</w:t>
       </w:r>
     </w:p>
     <w:p>
-      <w:r>
+      <w:pPr>
+        <w:keepNext/>
+        <w:spacing w:before="120" w:after="60"/>
+        <w:rPr>
+          <w:color w:val="000000"/>
+        </w:rPr>
+      </w:pPr>
+      <w:r>
+        <w:rPr>
+          <w:color w:val="000000"/>
+        </w:rPr>
         <w:t>1. The man who called me is Tom. → ______</w:t>
       </w:r>
     </w:p>
     <w:p>
-      <w:r>
+      <w:pPr>
+        <w:keepNext/>
+        <w:spacing w:before="120" w:after="60"/>
+        <w:rPr>
+          <w:color w:val="000000"/>
+        </w:rPr>
+      </w:pPr>
+      <w:r>
+        <w:rPr>
+          <w:color w:val="000000"/>
+        </w:rPr>
         <w:t>2. The man whom I called is Tom. → ______</w:t>
       </w:r>
     </w:p>
     <w:p>
-      <w:r>
+      <w:pPr>
+        <w:keepNext/>
+        <w:spacing w:before="120" w:after="60"/>
+        <w:rPr>
+          <w:color w:val="000000"/>
+        </w:rPr>
+      </w:pPr>
+      <w:r>
+        <w:rPr>
+          <w:color w:val="000000"/>
+        </w:rPr>
         <w:t>3. The book which costs $20 is useful. → ______</w:t>
       </w:r>
     </w:p>
     <w:p>
-      <w:r>
+      <w:pPr>
+        <w:keepNext/>
+        <w:spacing w:before="120" w:after="60"/>
+        <w:rPr>
+          <w:color w:val="000000"/>
+        </w:rPr>
+      </w:pPr>
+      <w:r>
+        <w:rPr>
+          <w:color w:val="000000"/>
+        </w:rPr>
         <w:t>4. The book that Lan bought is useful. → ______</w:t>
       </w:r>
     </w:p>
     <w:p>
-      <w:r>
+      <w:pPr>
+        <w:keepNext/>
+        <w:spacing w:before="120" w:after="60"/>
+        <w:rPr>
+          <w:color w:val="000000"/>
+        </w:rPr>
+      </w:pPr>
+      <w:r>
+        <w:rPr>
+          <w:color w:val="000000"/>
+        </w:rPr>
         <w:t>5. The girl who won the prize is Mai. → ______</w:t>
       </w:r>
     </w:p>
     <w:p>
-      <w:r>
+      <w:pPr>
+        <w:keepNext/>
+        <w:spacing w:before="120" w:after="60"/>
+        <w:rPr>
+          <w:color w:val="000000"/>
+        </w:rPr>
+      </w:pPr>
+      <w:r>
+        <w:rPr>
+          <w:color w:val="000000"/>
+        </w:rPr>
         <w:t>6. The girl whom we invited is Mai. → ______</w:t>
       </w:r>
     </w:p>
     <w:p>
-      <w:r>
+      <w:pPr>
+        <w:keepNext/>
+        <w:spacing w:before="120" w:after="60"/>
+        <w:rPr>
+          <w:color w:val="000000"/>
+        </w:rPr>
+      </w:pPr>
+      <w:r>
+        <w:rPr>
+          <w:color w:val="000000"/>
+        </w:rPr>
         <w:t>7. The car which is outside is mine. → ______</w:t>
       </w:r>
     </w:p>
     <w:p>
-      <w:r>
+      <w:pPr>
+        <w:keepNext/>
+        <w:spacing w:before="120" w:after="60"/>
+        <w:rPr>
+          <w:color w:val="000000"/>
+        </w:rPr>
+      </w:pPr>
+      <w:r>
+        <w:rPr>
+          <w:color w:val="000000"/>
+        </w:rPr>
         <w:t>8. The car that my father drives is new. → ______</w:t>
       </w:r>
     </w:p>
     <w:p>
-      <w:r>
+      <w:pPr>
+        <w:keepNext/>
+        <w:spacing w:before="120" w:after="60"/>
+        <w:rPr>
+          <w:color w:val="000000"/>
+        </w:rPr>
+      </w:pPr>
+      <w:r>
+        <w:rPr>
+          <w:color w:val="000000"/>
+        </w:rPr>
         <w:t>9. The teacher who helps us is kind. → ______</w:t>
       </w:r>
     </w:p>
     <w:p>
-      <w:r>
+      <w:pPr>
+        <w:keepNext/>
+        <w:spacing w:before="120" w:after="60"/>
+        <w:rPr>
+          <w:color w:val="000000"/>
+        </w:rPr>
+      </w:pPr>
+      <w:r>
+        <w:rPr>
+          <w:color w:val="000000"/>
+        </w:rPr>
         <w:t>10. The teacher whom students like is kind. → ______</w:t>
       </w:r>
     </w:p>
     <w:p>
       <w:pPr>
         <w:pStyle w:val="Heading1"/>
+        <w:spacing w:before="240"/>
       </w:pPr>
       <w:r>
         <w:t>PHẦN 4. NỐI HAI CÂU – NGƯỜI (10 điểm)</w:t>
       </w:r>
     </w:p>
     <w:p>
-      <w:r>
+      <w:pPr>
+        <w:keepNext/>
+        <w:spacing w:before="120" w:after="60"/>
+        <w:rPr>
+          <w:color w:val="000000"/>
+        </w:rPr>
+      </w:pPr>
+      <w:r>
+        <w:rPr>
+          <w:color w:val="000000"/>
+        </w:rPr>
         <w:t>1. I know the woman. She lives next door. → ______________________________</w:t>
       </w:r>
     </w:p>
     <w:p>
-      <w:r>
+      <w:pPr>
+        <w:keepNext/>
+        <w:spacing w:before="120" w:after="60"/>
+        <w:rPr>
+          <w:color w:val="000000"/>
+        </w:rPr>
+      </w:pPr>
+      <w:r>
+        <w:rPr>
+          <w:color w:val="000000"/>
+        </w:rPr>
         <w:t>2. The man is my uncle. He called you. → ______________________________</w:t>
       </w:r>
     </w:p>
     <w:p>
-      <w:r>
+      <w:pPr>
+        <w:keepNext/>
+        <w:spacing w:before="120" w:after="60"/>
+        <w:rPr>
+          <w:color w:val="000000"/>
+        </w:rPr>
+      </w:pPr>
+      <w:r>
+        <w:rPr>
+          <w:color w:val="000000"/>
+        </w:rPr>
         <w:t>3. Lan is the student. She won the prize. → ______________________________</w:t>
       </w:r>
     </w:p>
     <w:p>
-      <w:r>
+      <w:pPr>
+        <w:keepNext/>
+        <w:spacing w:before="120" w:after="60"/>
+        <w:rPr>
+          <w:color w:val="000000"/>
+        </w:rPr>
+      </w:pPr>
+      <w:r>
+        <w:rPr>
+          <w:color w:val="000000"/>
+        </w:rPr>
         <w:t>4. I met a doctor. He works at this hospital. → ______________________________</w:t>
       </w:r>
     </w:p>
     <w:p>
-      <w:r>
+      <w:pPr>
+        <w:keepNext/>
+        <w:spacing w:before="120" w:after="60"/>
+        <w:rPr>
+          <w:color w:val="000000"/>
+        </w:rPr>
+      </w:pPr>
+      <w:r>
+        <w:rPr>
+          <w:color w:val="000000"/>
+        </w:rPr>
         <w:t>5. The girl is friendly. I met her yesterday. → ______________________________</w:t>
       </w:r>
     </w:p>
     <w:p>
-      <w:r>
+      <w:pPr>
+        <w:keepNext/>
+        <w:spacing w:before="120" w:after="60"/>
+        <w:rPr>
+          <w:color w:val="000000"/>
+        </w:rPr>
+      </w:pPr>
+      <w:r>
+        <w:rPr>
+          <w:color w:val="000000"/>
+        </w:rPr>
         <w:t>6. The teacher is from Canada. We invited him. → ______________________________</w:t>
       </w:r>
     </w:p>
     <w:p>
-      <w:r>
+      <w:pPr>
+        <w:keepNext/>
+        <w:spacing w:before="120" w:after="60"/>
+        <w:rPr>
+          <w:color w:val="000000"/>
+        </w:rPr>
+      </w:pPr>
+      <w:r>
+        <w:rPr>
+          <w:color w:val="000000"/>
+        </w:rPr>
         <w:t>7. Nam knows the person. You called that person. → ______________________________</w:t>
       </w:r>
     </w:p>
     <w:p>
-      <w:r>
+      <w:pPr>
+        <w:keepNext/>
+        <w:spacing w:before="120" w:after="60"/>
+        <w:rPr>
+          <w:color w:val="000000"/>
+        </w:rPr>
+      </w:pPr>
+      <w:r>
+        <w:rPr>
+          <w:color w:val="000000"/>
+        </w:rPr>
         <w:t>8. The students passed the exam. They studied hard. → ______________________________</w:t>
       </w:r>
     </w:p>
     <w:p>
-      <w:r>
+      <w:pPr>
+        <w:keepNext/>
+        <w:spacing w:before="120" w:after="60"/>
+        <w:rPr>
+          <w:color w:val="000000"/>
+        </w:rPr>
+      </w:pPr>
+      <w:r>
+        <w:rPr>
+          <w:color w:val="000000"/>
+        </w:rPr>
         <w:t>9. The woman helped me. I thanked her. → ______________________________</w:t>
       </w:r>
     </w:p>
     <w:p>
-      <w:r>
+      <w:pPr>
+        <w:keepNext/>
+        <w:spacing w:before="120" w:after="60"/>
+        <w:rPr>
+          <w:color w:val="000000"/>
+        </w:rPr>
+      </w:pPr>
+      <w:r>
+        <w:rPr>
+          <w:color w:val="000000"/>
+        </w:rPr>
         <w:t>10. This is the chef. He made our dinner. → ______________________________</w:t>
       </w:r>
     </w:p>
     <w:p>
       <w:pPr>
         <w:pStyle w:val="Heading1"/>
+        <w:spacing w:before="240"/>
       </w:pPr>
       <w:r>
         <w:t>PHẦN 5. NỐI HAI CÂU – VẬT (10 điểm)</w:t>
       </w:r>
     </w:p>
     <w:p>
-      <w:r>
+      <w:pPr>
+        <w:keepNext/>
+        <w:spacing w:before="120" w:after="60"/>
+        <w:rPr>
+          <w:color w:val="000000"/>
+        </w:rPr>
+      </w:pPr>
+      <w:r>
+        <w:rPr>
+          <w:color w:val="000000"/>
+        </w:rPr>
         <w:t>1. This is the book. It won an award. → ______________________________</w:t>
       </w:r>
     </w:p>
     <w:p>
-      <w:r>
+      <w:pPr>
+        <w:keepNext/>
+        <w:spacing w:before="120" w:after="60"/>
+        <w:rPr>
+          <w:color w:val="000000"/>
+        </w:rPr>
+      </w:pPr>
+      <w:r>
+        <w:rPr>
+          <w:color w:val="000000"/>
+        </w:rPr>
         <w:t>2. I bought a phone. It has a good camera. → ______________________________</w:t>
       </w:r>
     </w:p>
     <w:p>
-      <w:r>
+      <w:pPr>
+        <w:keepNext/>
+        <w:spacing w:before="120" w:after="60"/>
+        <w:rPr>
+          <w:color w:val="000000"/>
+        </w:rPr>
+      </w:pPr>
+      <w:r>
+        <w:rPr>
+          <w:color w:val="000000"/>
+        </w:rPr>
         <w:t>3. The car is expensive. Lan drives it. → ______________________________</w:t>
       </w:r>
     </w:p>
     <w:p>
-      <w:r>
+      <w:pPr>
+        <w:keepNext/>
+        <w:spacing w:before="120" w:after="60"/>
+        <w:rPr>
+          <w:color w:val="000000"/>
+        </w:rPr>
+      </w:pPr>
+      <w:r>
+        <w:rPr>
+          <w:color w:val="000000"/>
+        </w:rPr>
         <w:t>4. We watched a film. It was very funny. → ______________________________</w:t>
       </w:r>
     </w:p>
     <w:p>
-      <w:r>
+      <w:pPr>
+        <w:keepNext/>
+        <w:spacing w:before="120" w:after="60"/>
+        <w:rPr>
+          <w:color w:val="000000"/>
+        </w:rPr>
+      </w:pPr>
+      <w:r>
+        <w:rPr>
+          <w:color w:val="000000"/>
+        </w:rPr>
         <w:t>5. The laptop is broken. I use it for work. → ______________________________</w:t>
       </w:r>
     </w:p>
     <w:p>
-      <w:r>
+      <w:pPr>
+        <w:keepNext/>
+        <w:spacing w:before="120" w:after="60"/>
+        <w:rPr>
+          <w:color w:val="000000"/>
+        </w:rPr>
+      </w:pPr>
+      <w:r>
+        <w:rPr>
+          <w:color w:val="000000"/>
+        </w:rPr>
         <w:t>6. The cake was delicious. My mother made it. → ______________________________</w:t>
       </w:r>
     </w:p>
     <w:p>
-      <w:r>
+      <w:pPr>
+        <w:keepNext/>
+        <w:spacing w:before="120" w:after="60"/>
+        <w:rPr>
+          <w:color w:val="000000"/>
+        </w:rPr>
+      </w:pPr>
+      <w:r>
+        <w:rPr>
+          <w:color w:val="000000"/>
+        </w:rPr>
         <w:t>7. The bus goes downtown. It stops here. → ______________________________</w:t>
       </w:r>
     </w:p>
     <w:p>
-      <w:r>
+      <w:pPr>
+        <w:keepNext/>
+        <w:spacing w:before="120" w:after="60"/>
+        <w:rPr>
+          <w:color w:val="000000"/>
+        </w:rPr>
+      </w:pPr>
+      <w:r>
+        <w:rPr>
+          <w:color w:val="000000"/>
+        </w:rPr>
         <w:t>8. I lost the key. You gave it to me. → ______________________________</w:t>
       </w:r>
     </w:p>
     <w:p>
-      <w:r>
+      <w:pPr>
+        <w:keepNext/>
+        <w:spacing w:before="120" w:after="60"/>
+        <w:rPr>
+          <w:color w:val="000000"/>
+        </w:rPr>
+      </w:pPr>
+      <w:r>
+        <w:rPr>
+          <w:color w:val="000000"/>
+        </w:rPr>
         <w:t>9. The house is very old. They bought it. → ______________________________</w:t>
       </w:r>
     </w:p>
     <w:p>
-      <w:r>
+      <w:pPr>
+        <w:keepNext/>
+        <w:spacing w:before="120" w:after="60"/>
+        <w:rPr>
+          <w:color w:val="000000"/>
+        </w:rPr>
+      </w:pPr>
+      <w:r>
+        <w:rPr>
+          <w:color w:val="000000"/>
+        </w:rPr>
         <w:t>10. The song is popular. Hoa sings it. → ______________________________</w:t>
       </w:r>
     </w:p>
     <w:p>
       <w:pPr>
         <w:pStyle w:val="Heading1"/>
+        <w:spacing w:before="240"/>
       </w:pPr>
       <w:r>
         <w:t>PHẦN 6. LƯỢC BỎ ĐẠI TỪ QUAN HỆ NẾU CÓ THỂ (10 điểm)</w:t>
       </w:r>
     </w:p>
     <w:p>
-      <w:r>
+      <w:pPr>
+        <w:rPr>
+          <w:color w:val="000000"/>
+        </w:rPr>
+      </w:pPr>
+      <w:r>
+        <w:rPr>
+          <w:color w:val="000000"/>
+        </w:rPr>
         <w:t>Viết lại câu; ghi “Không thể lược bỏ” nếu đại từ làm chủ ngữ.</w:t>
       </w:r>
     </w:p>
     <w:p>
-      <w:r>
+      <w:pPr>
+        <w:keepNext/>
+        <w:spacing w:before="120" w:after="60"/>
+        <w:rPr>
+          <w:color w:val="000000"/>
+        </w:rPr>
+      </w:pPr>
+      <w:r>
+        <w:rPr>
+          <w:color w:val="000000"/>
+        </w:rPr>
         <w:t>1. The book that I bought is new. → ______________________________</w:t>
       </w:r>
     </w:p>
     <w:p>
-      <w:r>
+      <w:pPr>
+        <w:keepNext/>
+        <w:spacing w:before="120" w:after="60"/>
+        <w:rPr>
+          <w:color w:val="000000"/>
+        </w:rPr>
+      </w:pPr>
+      <w:r>
+        <w:rPr>
+          <w:color w:val="000000"/>
+        </w:rPr>
         <w:t>2. The man who lives here is kind. → ______________________________</w:t>
       </w:r>
     </w:p>
     <w:p>
-      <w:r>
+      <w:pPr>
+        <w:keepNext/>
+        <w:spacing w:before="120" w:after="60"/>
+        <w:rPr>
+          <w:color w:val="000000"/>
+        </w:rPr>
+      </w:pPr>
+      <w:r>
+        <w:rPr>
+          <w:color w:val="000000"/>
+        </w:rPr>
         <w:t>3. The film which we watched was long. → ______________________________</w:t>
       </w:r>
     </w:p>
     <w:p>
-      <w:r>
+      <w:pPr>
+        <w:keepNext/>
+        <w:spacing w:before="120" w:after="60"/>
+        <w:rPr>
+          <w:color w:val="000000"/>
+        </w:rPr>
+      </w:pPr>
+      <w:r>
+        <w:rPr>
+          <w:color w:val="000000"/>
+        </w:rPr>
         <w:t>4. The car which belongs to Lan is red. → ______________________________</w:t>
       </w:r>
     </w:p>
     <w:p>
-      <w:r>
+      <w:pPr>
+        <w:keepNext/>
+        <w:spacing w:before="120" w:after="60"/>
+        <w:rPr>
+          <w:color w:val="000000"/>
+        </w:rPr>
+      </w:pPr>
+      <w:r>
+        <w:rPr>
+          <w:color w:val="000000"/>
+        </w:rPr>
         <w:t>5. The person whom you called is here. → ______________________________</w:t>
       </w:r>
     </w:p>
     <w:p>
-      <w:r>
+      <w:pPr>
+        <w:keepNext/>
+        <w:spacing w:before="120" w:after="60"/>
+        <w:rPr>
+          <w:color w:val="000000"/>
+        </w:rPr>
+      </w:pPr>
+      <w:r>
+        <w:rPr>
+          <w:color w:val="000000"/>
+        </w:rPr>
         <w:t>6. The girl who won the race is Mai. → ______________________________</w:t>
       </w:r>
     </w:p>
     <w:p>
-      <w:r>
+      <w:pPr>
+        <w:keepNext/>
+        <w:spacing w:before="120" w:after="60"/>
+        <w:rPr>
+          <w:color w:val="000000"/>
+        </w:rPr>
+      </w:pPr>
+      <w:r>
+        <w:rPr>
+          <w:color w:val="000000"/>
+        </w:rPr>
         <w:t>7. The food that she cooked was delicious. → ______________________________</w:t>
       </w:r>
     </w:p>
     <w:p>
-      <w:r>
+      <w:pPr>
+        <w:keepNext/>
+        <w:spacing w:before="120" w:after="60"/>
+        <w:rPr>
+          <w:color w:val="000000"/>
+        </w:rPr>
+      </w:pPr>
+      <w:r>
+        <w:rPr>
+          <w:color w:val="000000"/>
+        </w:rPr>
         <w:t>8. The phone which is ringing is mine. → ______________________________</w:t>
       </w:r>
     </w:p>
     <w:p>
-      <w:r>
+      <w:pPr>
+        <w:keepNext/>
+        <w:spacing w:before="120" w:after="60"/>
+        <w:rPr>
+          <w:color w:val="000000"/>
+        </w:rPr>
+      </w:pPr>
+      <w:r>
+        <w:rPr>
+          <w:color w:val="000000"/>
+        </w:rPr>
         <w:t>9. The students whom the teacher praised were happy. → ______________________________</w:t>
       </w:r>
     </w:p>
     <w:p>
-      <w:r>
+      <w:pPr>
+        <w:keepNext/>
+        <w:spacing w:before="120" w:after="60"/>
+        <w:rPr>
+          <w:color w:val="000000"/>
+        </w:rPr>
+      </w:pPr>
+      <w:r>
+        <w:rPr>
+          <w:color w:val="000000"/>
+        </w:rPr>
         <w:t>10. The dog that barked all night is quiet now. → ______________________________</w:t>
       </w:r>
     </w:p>
     <w:p>
       <w:pPr>
         <w:pStyle w:val="Heading1"/>
+        <w:spacing w:before="240"/>
       </w:pPr>
       <w:r>
         <w:t>PHẦN 7. SỬA LỖI SAI (10 điểm)</w:t>
       </w:r>
     </w:p>
     <w:p>
-      <w:r>
+      <w:pPr>
+        <w:keepNext/>
+        <w:spacing w:before="120" w:after="60"/>
+        <w:rPr>
+          <w:color w:val="000000"/>
+        </w:rPr>
+      </w:pPr>
+      <w:r>
+        <w:rPr>
+          <w:color w:val="000000"/>
+        </w:rPr>
         <w:t>1. The man which called me is Tom. → ______________________________</w:t>
       </w:r>
     </w:p>
     <w:p>
-      <w:r>
+      <w:pPr>
+        <w:keepNext/>
+        <w:spacing w:before="120" w:after="60"/>
+        <w:rPr>
+          <w:color w:val="000000"/>
+        </w:rPr>
+      </w:pPr>
+      <w:r>
+        <w:rPr>
+          <w:color w:val="000000"/>
+        </w:rPr>
         <w:t>2. The book who is on the desk is mine. → ______________________________</w:t>
       </w:r>
     </w:p>
     <w:p>
-      <w:r>
+      <w:pPr>
+        <w:keepNext/>
+        <w:spacing w:before="120" w:after="60"/>
+        <w:rPr>
+          <w:color w:val="000000"/>
+        </w:rPr>
+      </w:pPr>
+      <w:r>
+        <w:rPr>
+          <w:color w:val="000000"/>
+        </w:rPr>
         <w:t>3. The girl who she won the prize is Lan. → ______________________________</w:t>
       </w:r>
     </w:p>
     <w:p>
-      <w:r>
+      <w:pPr>
+        <w:keepNext/>
+        <w:spacing w:before="120" w:after="60"/>
+        <w:rPr>
+          <w:color w:val="000000"/>
+        </w:rPr>
+      </w:pPr>
+      <w:r>
+        <w:rPr>
+          <w:color w:val="000000"/>
+        </w:rPr>
         <w:t>4. The phone which I bought it is expensive. → ______________________________</w:t>
       </w:r>
     </w:p>
     <w:p>
-      <w:r>
+      <w:pPr>
+        <w:keepNext/>
+        <w:spacing w:before="120" w:after="60"/>
+        <w:rPr>
+          <w:color w:val="000000"/>
+        </w:rPr>
+      </w:pPr>
+      <w:r>
+        <w:rPr>
+          <w:color w:val="000000"/>
+        </w:rPr>
         <w:t>5. My mother, that is a teacher, works here. → ______________________________</w:t>
       </w:r>
     </w:p>
     <w:p>
-      <w:r>
+      <w:pPr>
+        <w:keepNext/>
+        <w:spacing w:before="120" w:after="60"/>
+        <w:rPr>
+          <w:color w:val="000000"/>
+        </w:rPr>
+      </w:pPr>
+      <w:r>
+        <w:rPr>
+          <w:color w:val="000000"/>
+        </w:rPr>
         <w:t>6. The man lives next door is friendly. → ______________________________</w:t>
       </w:r>
     </w:p>
     <w:p>
-      <w:r>
+      <w:pPr>
+        <w:keepNext/>
+        <w:spacing w:before="120" w:after="60"/>
+        <w:rPr>
+          <w:color w:val="000000"/>
+        </w:rPr>
+      </w:pPr>
+      <w:r>
+        <w:rPr>
+          <w:color w:val="000000"/>
+        </w:rPr>
         <w:t>7. The person which I met was helpful. → ______________________________</w:t>
       </w:r>
     </w:p>
     <w:p>
-      <w:r>
+      <w:pPr>
+        <w:keepNext/>
+        <w:spacing w:before="120" w:after="60"/>
+        <w:rPr>
+          <w:color w:val="000000"/>
+        </w:rPr>
+      </w:pPr>
+      <w:r>
+        <w:rPr>
+          <w:color w:val="000000"/>
+        </w:rPr>
         <w:t>8. The laptop who Lan uses is new. → ______________________________</w:t>
       </w:r>
     </w:p>
     <w:p>
-      <w:r>
+      <w:pPr>
+        <w:keepNext/>
+        <w:spacing w:before="120" w:after="60"/>
+        <w:rPr>
+          <w:color w:val="000000"/>
+        </w:rPr>
+      </w:pPr>
+      <w:r>
+        <w:rPr>
+          <w:color w:val="000000"/>
+        </w:rPr>
         <w:t>9. The woman to that I spoke was polite. → ______________________________</w:t>
       </w:r>
     </w:p>
     <w:p>
-      <w:r>
+      <w:pPr>
+        <w:keepNext/>
+        <w:spacing w:before="120" w:after="60"/>
+        <w:rPr>
+          <w:color w:val="000000"/>
+        </w:rPr>
+      </w:pPr>
+      <w:r>
+        <w:rPr>
+          <w:color w:val="000000"/>
+        </w:rPr>
         <w:t>10. The dog which it barked was hungry. → ______________________________</w:t>
       </w:r>
     </w:p>
     <w:p>
       <w:pPr>
         <w:pStyle w:val="Heading1"/>
+        <w:spacing w:before="240"/>
       </w:pPr>
       <w:r>
         <w:t>PHẦN 8. DỊCH SANG TIẾNG ANH (10 điểm)</w:t>
       </w:r>
     </w:p>
     <w:p>
-      <w:r>
+      <w:pPr>
+        <w:keepNext/>
+        <w:spacing w:before="120" w:after="60"/>
+        <w:rPr>
+          <w:color w:val="000000"/>
+        </w:rPr>
+      </w:pPr>
+      <w:r>
+        <w:rPr>
+          <w:color w:val="000000"/>
+        </w:rPr>
         <w:t>1. Người phụ nữ sống cạnh nhà là bác sĩ.</w:t>
       </w:r>
     </w:p>
     <w:p>
-      <w:r>
+      <w:pPr>
+        <w:keepNext/>
+        <w:spacing w:before="120" w:after="60"/>
+        <w:rPr>
+          <w:color w:val="000000"/>
+        </w:rPr>
+      </w:pPr>
+      <w:r>
+        <w:rPr>
+          <w:color w:val="000000"/>
+        </w:rPr>
         <w:t>2. Người đàn ông đã gọi cho bạn là chú tôi.</w:t>
       </w:r>
     </w:p>
     <w:p>
-      <w:r>
+      <w:pPr>
+        <w:keepNext/>
+        <w:spacing w:before="120" w:after="60"/>
+        <w:rPr>
+          <w:color w:val="000000"/>
+        </w:rPr>
+      </w:pPr>
+      <w:r>
+        <w:rPr>
+          <w:color w:val="000000"/>
+        </w:rPr>
         <w:t>3. Quyển sách ở trên bàn là của tôi.</w:t>
       </w:r>
     </w:p>
     <w:p>
-      <w:r>
+      <w:pPr>
+        <w:keepNext/>
+        <w:spacing w:before="120" w:after="60"/>
+        <w:rPr>
+          <w:color w:val="000000"/>
+        </w:rPr>
+      </w:pPr>
+      <w:r>
+        <w:rPr>
+          <w:color w:val="000000"/>
+        </w:rPr>
         <w:t>4. Bộ phim mà chúng tôi xem rất hay.</w:t>
       </w:r>
     </w:p>
     <w:p>
-      <w:r>
+      <w:pPr>
+        <w:keepNext/>
+        <w:spacing w:before="120" w:after="60"/>
+        <w:rPr>
+          <w:color w:val="000000"/>
+        </w:rPr>
+      </w:pPr>
+      <w:r>
+        <w:rPr>
+          <w:color w:val="000000"/>
+        </w:rPr>
         <w:t>5. Cô gái đã thắng cuộc đua là em họ tôi.</w:t>
       </w:r>
     </w:p>
     <w:p>
-      <w:r>
+      <w:pPr>
+        <w:keepNext/>
+        <w:spacing w:before="120" w:after="60"/>
+        <w:rPr>
+          <w:color w:val="000000"/>
+        </w:rPr>
+      </w:pPr>
+      <w:r>
+        <w:rPr>
+          <w:color w:val="000000"/>
+        </w:rPr>
         <w:t>6. Đây là chiếc điện thoại mà tôi muốn mua.</w:t>
       </w:r>
     </w:p>
     <w:p>
-      <w:r>
+      <w:pPr>
+        <w:keepNext/>
+        <w:spacing w:before="120" w:after="60"/>
+        <w:rPr>
+          <w:color w:val="000000"/>
+        </w:rPr>
+      </w:pPr>
+      <w:r>
+        <w:rPr>
+          <w:color w:val="000000"/>
+        </w:rPr>
         <w:t>7. Người mà bạn đã gọi đang ở đây.</w:t>
       </w:r>
     </w:p>
     <w:p>
-      <w:r>
+      <w:pPr>
+        <w:keepNext/>
+        <w:spacing w:before="120" w:after="60"/>
+        <w:rPr>
+          <w:color w:val="000000"/>
+        </w:rPr>
+      </w:pPr>
+      <w:r>
+        <w:rPr>
+          <w:color w:val="000000"/>
+        </w:rPr>
         <w:t>8. Người phụ nữ mà tôi đã nói chuyện cùng rất nhiệt tình.</w:t>
       </w:r>
     </w:p>
     <w:p>
-      <w:r>
+      <w:pPr>
+        <w:keepNext/>
+        <w:spacing w:before="120" w:after="60"/>
+        <w:rPr>
+          <w:color w:val="000000"/>
+        </w:rPr>
+      </w:pPr>
+      <w:r>
+        <w:rPr>
+          <w:color w:val="000000"/>
+        </w:rPr>
         <w:t>9. Chiếc xe thuộc về Lan màu đỏ.</w:t>
       </w:r>
     </w:p>
     <w:p>
-      <w:r>
+      <w:pPr>
+        <w:keepNext/>
+        <w:spacing w:before="120" w:after="60"/>
+        <w:rPr>
+          <w:color w:val="000000"/>
+        </w:rPr>
+      </w:pPr>
+      <w:r>
+        <w:rPr>
+          <w:color w:val="000000"/>
+        </w:rPr>
         <w:t>10. Tôi biết một người có thể sửa máy tính.</w:t>
       </w:r>
     </w:p>
     <w:p>
       <w:pPr>
         <w:pStyle w:val="Heading1"/>
+        <w:spacing w:before="240"/>
       </w:pPr>
       <w:r>
         <w:t>PHẦN 9. ĐỌC HIỂU (10 điểm)</w:t>
       </w:r>
     </w:p>
     <w:p>
-      <w:r>
+      <w:pPr>
+        <w:rPr>
+          <w:color w:val="000000"/>
+        </w:rPr>
+      </w:pPr>
+      <w:r>
+        <w:rPr>
+          <w:color w:val="000000"/>
+        </w:rPr>
         <w:t>Đọc đoạn văn:</w:t>
       </w:r>
     </w:p>
     <w:p>
-      <w:r>
+      <w:pPr>
+        <w:rPr>
+          <w:color w:val="000000"/>
+        </w:rPr>
+      </w:pPr>
+      <w:r>
+        <w:rPr>
+          <w:color w:val="000000"/>
+        </w:rPr>
         <w:t>Mr. Minh works at a community library which opened last year. He is the librarian who helps visitors find books. The library has a reading room that overlooks a small park. Many students use the computers which the town donated. Lan, whom Mr. Minh knows well, visits every Saturday. She often borrows books that teach practical skills. The book which she borrowed this week is about photography.</w:t>
       </w:r>
     </w:p>
     <w:p>
-      <w:r>
+      <w:pPr>
+        <w:rPr>
+          <w:color w:val="000000"/>
+        </w:rPr>
+      </w:pPr>
+      <w:r>
+        <w:rPr>
+          <w:color w:val="000000"/>
+        </w:rPr>
         <w:t>Trả lời câu hỏi:</w:t>
       </w:r>
     </w:p>
     <w:p>
-      <w:r>
+      <w:pPr>
+        <w:keepNext/>
+        <w:spacing w:before="120" w:after="60"/>
+        <w:rPr>
+          <w:color w:val="000000"/>
+        </w:rPr>
+      </w:pPr>
+      <w:r>
+        <w:rPr>
+          <w:color w:val="000000"/>
+        </w:rPr>
         <w:t>1. Where does Mr. Minh work?</w:t>
       </w:r>
     </w:p>
     <w:p>
-      <w:r>
+      <w:pPr>
+        <w:keepNext/>
+        <w:spacing w:before="120" w:after="60"/>
+        <w:rPr>
+          <w:color w:val="000000"/>
+        </w:rPr>
+      </w:pPr>
+      <w:r>
+        <w:rPr>
+          <w:color w:val="000000"/>
+        </w:rPr>
         <w:t>2. When did the library open?</w:t>
       </w:r>
     </w:p>
     <w:p>
-      <w:r>
+      <w:pPr>
+        <w:keepNext/>
+        <w:spacing w:before="120" w:after="60"/>
+        <w:rPr>
+          <w:color w:val="000000"/>
+        </w:rPr>
+      </w:pPr>
+      <w:r>
+        <w:rPr>
+          <w:color w:val="000000"/>
+        </w:rPr>
         <w:t>3. Who helps visitors find books?</w:t>
       </w:r>
     </w:p>
     <w:p>
-      <w:r>
+      <w:pPr>
+        <w:keepNext/>
+        <w:spacing w:before="120" w:after="60"/>
+        <w:rPr>
+          <w:color w:val="000000"/>
+        </w:rPr>
+      </w:pPr>
+      <w:r>
+        <w:rPr>
+          <w:color w:val="000000"/>
+        </w:rPr>
         <w:t>4. What does the reading room overlook?</w:t>
       </w:r>
     </w:p>
     <w:p>
-      <w:r>
+      <w:pPr>
+        <w:keepNext/>
+        <w:spacing w:before="120" w:after="60"/>
+        <w:rPr>
+          <w:color w:val="000000"/>
+        </w:rPr>
+      </w:pPr>
+      <w:r>
+        <w:rPr>
+          <w:color w:val="000000"/>
+        </w:rPr>
         <w:t>5. Who donated the computers?</w:t>
       </w:r>
     </w:p>
     <w:p>
-      <w:r>
+      <w:pPr>
+        <w:keepNext/>
+        <w:spacing w:before="120" w:after="60"/>
+        <w:rPr>
+          <w:color w:val="000000"/>
+        </w:rPr>
+      </w:pPr>
+      <w:r>
+        <w:rPr>
+          <w:color w:val="000000"/>
+        </w:rPr>
         <w:t>6. Who visits every Saturday?</w:t>
       </w:r>
     </w:p>
     <w:p>
-      <w:r>
+      <w:pPr>
+        <w:keepNext/>
+        <w:spacing w:before="120" w:after="60"/>
+        <w:rPr>
+          <w:color w:val="000000"/>
+        </w:rPr>
+      </w:pPr>
+      <w:r>
+        <w:rPr>
+          <w:color w:val="000000"/>
+        </w:rPr>
         <w:t>7. Does Mr. Minh know Lan?</w:t>
       </w:r>
     </w:p>
     <w:p>
-      <w:r>
+      <w:pPr>
+        <w:keepNext/>
+        <w:spacing w:before="120" w:after="60"/>
+        <w:rPr>
+          <w:color w:val="000000"/>
+        </w:rPr>
+      </w:pPr>
+      <w:r>
+        <w:rPr>
+          <w:color w:val="000000"/>
+        </w:rPr>
         <w:t>8. What kind of books does she often borrow?</w:t>
       </w:r>
     </w:p>
     <w:p>
-      <w:r>
+      <w:pPr>
+        <w:keepNext/>
+        <w:spacing w:before="120" w:after="60"/>
+        <w:rPr>
+          <w:color w:val="000000"/>
+        </w:rPr>
+      </w:pPr>
+      <w:r>
+        <w:rPr>
+          <w:color w:val="000000"/>
+        </w:rPr>
         <w:t>9. What is this week's book about?</w:t>
       </w:r>
     </w:p>
     <w:p>
-      <w:r>
+      <w:pPr>
+        <w:keepNext/>
+        <w:spacing w:before="120" w:after="60"/>
+        <w:rPr>
+          <w:color w:val="000000"/>
+        </w:rPr>
+      </w:pPr>
+      <w:r>
+        <w:rPr>
+          <w:color w:val="000000"/>
+        </w:rPr>
         <w:t>10. Find one relative pronoun for a person and one for a thing.</w:t>
       </w:r>
     </w:p>
     <w:p>
       <w:pPr>
         <w:pStyle w:val="Heading1"/>
+        <w:spacing w:before="240"/>
       </w:pPr>
       <w:r>
         <w:t>PHẦN 10. VIẾT CÂU HOÀN CHỈNH (10 điểm)</w:t>
       </w:r>
     </w:p>
     <w:p>
-      <w:r>
+      <w:pPr>
+        <w:keepNext/>
+        <w:spacing w:before="120" w:after="60"/>
+        <w:rPr>
+          <w:color w:val="000000"/>
+        </w:rPr>
+      </w:pPr>
+      <w:r>
+        <w:rPr>
+          <w:color w:val="000000"/>
+        </w:rPr>
         <w:t>1. woman / who / live next door / doctor → ______________________________</w:t>
       </w:r>
     </w:p>
     <w:p>
-      <w:r>
+      <w:pPr>
+        <w:keepNext/>
+        <w:spacing w:before="120" w:after="60"/>
+        <w:rPr>
+          <w:color w:val="000000"/>
+        </w:rPr>
+      </w:pPr>
+      <w:r>
+        <w:rPr>
+          <w:color w:val="000000"/>
+        </w:rPr>
         <w:t>2. man / whom / I meet / friendly → ______________________________</w:t>
       </w:r>
     </w:p>
     <w:p>
-      <w:r>
+      <w:pPr>
+        <w:keepNext/>
+        <w:spacing w:before="120" w:after="60"/>
+        <w:rPr>
+          <w:color w:val="000000"/>
+        </w:rPr>
+      </w:pPr>
+      <w:r>
+        <w:rPr>
+          <w:color w:val="000000"/>
+        </w:rPr>
         <w:t>3. book / which / be on table / mine → ______________________________</w:t>
       </w:r>
     </w:p>
     <w:p>
-      <w:r>
+      <w:pPr>
+        <w:keepNext/>
+        <w:spacing w:before="120" w:after="60"/>
+        <w:rPr>
+          <w:color w:val="000000"/>
+        </w:rPr>
+      </w:pPr>
+      <w:r>
+        <w:rPr>
+          <w:color w:val="000000"/>
+        </w:rPr>
         <w:t>4. phone / that / I buy / expensive → ______________________________</w:t>
       </w:r>
     </w:p>
     <w:p>
-      <w:r>
+      <w:pPr>
+        <w:keepNext/>
+        <w:spacing w:before="120" w:after="60"/>
+        <w:rPr>
+          <w:color w:val="000000"/>
+        </w:rPr>
+      </w:pPr>
+      <w:r>
+        <w:rPr>
+          <w:color w:val="000000"/>
+        </w:rPr>
         <w:t>5. boy / who / win race / cousin → ______________________________</w:t>
       </w:r>
     </w:p>
     <w:p>
-      <w:r>
+      <w:pPr>
+        <w:keepNext/>
+        <w:spacing w:before="120" w:after="60"/>
+        <w:rPr>
+          <w:color w:val="000000"/>
+        </w:rPr>
+      </w:pPr>
+      <w:r>
+        <w:rPr>
+          <w:color w:val="000000"/>
+        </w:rPr>
         <w:t>6. film / which / we watch / excellent → ______________________________</w:t>
       </w:r>
     </w:p>
     <w:p>
-      <w:r>
+      <w:pPr>
+        <w:keepNext/>
+        <w:spacing w:before="120" w:after="60"/>
+        <w:rPr>
+          <w:color w:val="000000"/>
+        </w:rPr>
+      </w:pPr>
+      <w:r>
+        <w:rPr>
+          <w:color w:val="000000"/>
+        </w:rPr>
         <w:t>7. woman / to whom / I speak / helpful → ______________________________</w:t>
       </w:r>
     </w:p>
     <w:p>
-      <w:r>
+      <w:pPr>
+        <w:keepNext/>
+        <w:spacing w:before="120" w:after="60"/>
+        <w:rPr>
+          <w:color w:val="000000"/>
+        </w:rPr>
+      </w:pPr>
+      <w:r>
+        <w:rPr>
+          <w:color w:val="000000"/>
+        </w:rPr>
         <w:t>8. car / which / belong to Lan / red → ______________________________</w:t>
       </w:r>
     </w:p>
     <w:p>
-      <w:r>
+      <w:pPr>
+        <w:keepNext/>
+        <w:spacing w:before="120" w:after="60"/>
+        <w:rPr>
+          <w:color w:val="000000"/>
+        </w:rPr>
+      </w:pPr>
+      <w:r>
+        <w:rPr>
+          <w:color w:val="000000"/>
+        </w:rPr>
         <w:t>9. person / whom / you call / here → ______________________________</w:t>
       </w:r>
     </w:p>
     <w:p>
-      <w:r>
+      <w:pPr>
+        <w:keepNext/>
+        <w:spacing w:before="120" w:after="60"/>
+        <w:rPr>
+          <w:color w:val="000000"/>
+        </w:rPr>
+      </w:pPr>
+      <w:r>
+        <w:rPr>
+          <w:color w:val="000000"/>
+        </w:rPr>
         <w:t>10. anyone / who / repair computers / ? → ______________________________</w:t>
       </w:r>
     </w:p>
     <w:p>
       <w:pPr>
         <w:spacing w:after="160"/>
-      </w:pPr>
-      <w:r>
+        <w:rPr>
+          <w:color w:val="000000"/>
+        </w:rPr>
+      </w:pPr>
+      <w:r>
+        <w:rPr>
+          <w:color w:val="000000"/>
+        </w:rPr>
         <w:br w:type="page"/>
       </w:r>
     </w:p>
     <w:p>
       <w:pPr>
         <w:pStyle w:val="Title"/>
+        <w:keepNext/>
+        <w:pageBreakBefore/>
+        <w:spacing w:after="240"/>
         <w:jc w:val="center"/>
         <w:rPr>
           <w:rFonts w:ascii="Arial" w:hAnsi="Arial" w:cs="Arial"/>
           <w:b/>
+          <w:color w:val="000000"/>
           <w:sz w:val="32"/>
         </w:rPr>
       </w:pPr>
@@ -672,6 +1745,7 @@
         <w:rPr>
           <w:rFonts w:ascii="Arial" w:hAnsi="Arial" w:cs="Arial"/>
           <w:b/>
+          <w:color w:val="000000"/>
           <w:sz w:val="32"/>
         </w:rPr>
         <w:t>ĐÁP ÁN</w:t>
@@ -680,18 +1754,22 @@
     <w:p>
       <w:pPr>
         <w:pStyle w:val="Title"/>
+        <w:keepNext/>
+        <w:spacing w:after="240"/>
         <w:jc w:val="center"/>
         <w:rPr>
           <w:rFonts w:ascii="Arial" w:hAnsi="Arial" w:cs="Arial"/>
           <w:b/>
-          <w:sz w:val="36"/>
+          <w:color w:val="000000"/>
+          <w:sz w:val="30"/>
         </w:rPr>
       </w:pPr>
       <w:r>
         <w:rPr>
           <w:rFonts w:ascii="Arial" w:hAnsi="Arial" w:cs="Arial"/>
           <w:b/>
-          <w:sz w:val="36"/>
+          <w:color w:val="000000"/>
+          <w:sz w:val="30"/>
         </w:rPr>
         <w:t>BÀI TẬP NGÀY 50 – ĐẠI TỪ QUAN HỆ</w:t>
       </w:r>
@@ -699,584 +1777,1500 @@
     <w:p>
       <w:pPr>
         <w:pStyle w:val="Heading1"/>
+        <w:spacing w:before="0"/>
       </w:pPr>
       <w:r>
         <w:t>PHẦN 1</w:t>
       </w:r>
     </w:p>
     <w:p>
-      <w:r>
+      <w:pPr>
+        <w:spacing w:after="160"/>
+        <w:rPr>
+          <w:color w:val="000000"/>
+        </w:rPr>
+      </w:pPr>
+      <w:r>
+        <w:rPr>
+          <w:color w:val="000000"/>
+        </w:rPr>
         <w:t>1. B</w:t>
       </w:r>
     </w:p>
     <w:p>
-      <w:r>
+      <w:pPr>
+        <w:spacing w:after="160"/>
+        <w:rPr>
+          <w:color w:val="000000"/>
+        </w:rPr>
+      </w:pPr>
+      <w:r>
+        <w:rPr>
+          <w:color w:val="000000"/>
+        </w:rPr>
         <w:t>2. C</w:t>
       </w:r>
     </w:p>
     <w:p>
-      <w:r>
+      <w:pPr>
+        <w:spacing w:after="160"/>
+        <w:rPr>
+          <w:color w:val="000000"/>
+        </w:rPr>
+      </w:pPr>
+      <w:r>
+        <w:rPr>
+          <w:color w:val="000000"/>
+        </w:rPr>
         <w:t>3. A</w:t>
       </w:r>
     </w:p>
     <w:p>
-      <w:r>
+      <w:pPr>
+        <w:spacing w:after="160"/>
+        <w:rPr>
+          <w:color w:val="000000"/>
+        </w:rPr>
+      </w:pPr>
+      <w:r>
+        <w:rPr>
+          <w:color w:val="000000"/>
+        </w:rPr>
         <w:t>4. B</w:t>
       </w:r>
     </w:p>
     <w:p>
-      <w:r>
+      <w:pPr>
+        <w:spacing w:after="160"/>
+        <w:rPr>
+          <w:color w:val="000000"/>
+        </w:rPr>
+      </w:pPr>
+      <w:r>
+        <w:rPr>
+          <w:color w:val="000000"/>
+        </w:rPr>
         <w:t>5. A</w:t>
       </w:r>
     </w:p>
     <w:p>
-      <w:r>
+      <w:pPr>
+        <w:spacing w:after="160"/>
+        <w:rPr>
+          <w:color w:val="000000"/>
+        </w:rPr>
+      </w:pPr>
+      <w:r>
+        <w:rPr>
+          <w:color w:val="000000"/>
+        </w:rPr>
         <w:t>6. B</w:t>
       </w:r>
     </w:p>
     <w:p>
-      <w:r>
+      <w:pPr>
+        <w:spacing w:after="160"/>
+        <w:rPr>
+          <w:color w:val="000000"/>
+        </w:rPr>
+      </w:pPr>
+      <w:r>
+        <w:rPr>
+          <w:color w:val="000000"/>
+        </w:rPr>
         <w:t>7. C</w:t>
       </w:r>
     </w:p>
     <w:p>
-      <w:r>
+      <w:pPr>
+        <w:spacing w:after="160"/>
+        <w:rPr>
+          <w:color w:val="000000"/>
+        </w:rPr>
+      </w:pPr>
+      <w:r>
+        <w:rPr>
+          <w:color w:val="000000"/>
+        </w:rPr>
         <w:t>8. B</w:t>
       </w:r>
     </w:p>
     <w:p>
-      <w:r>
+      <w:pPr>
+        <w:spacing w:after="160"/>
+        <w:rPr>
+          <w:color w:val="000000"/>
+        </w:rPr>
+      </w:pPr>
+      <w:r>
+        <w:rPr>
+          <w:color w:val="000000"/>
+        </w:rPr>
         <w:t>9. B</w:t>
       </w:r>
     </w:p>
     <w:p>
-      <w:r>
+      <w:pPr>
+        <w:spacing w:after="160"/>
+        <w:rPr>
+          <w:color w:val="000000"/>
+        </w:rPr>
+      </w:pPr>
+      <w:r>
+        <w:rPr>
+          <w:color w:val="000000"/>
+        </w:rPr>
         <w:t>10. A</w:t>
       </w:r>
     </w:p>
     <w:p>
       <w:pPr>
         <w:pStyle w:val="Heading1"/>
+        <w:spacing w:before="240"/>
       </w:pPr>
       <w:r>
         <w:t>PHẦN 2</w:t>
       </w:r>
     </w:p>
     <w:p>
-      <w:r>
+      <w:pPr>
+        <w:spacing w:after="160"/>
+        <w:rPr>
+          <w:color w:val="000000"/>
+        </w:rPr>
+      </w:pPr>
+      <w:r>
+        <w:rPr>
+          <w:color w:val="000000"/>
+        </w:rPr>
         <w:t>1. who/that</w:t>
       </w:r>
     </w:p>
     <w:p>
-      <w:r>
+      <w:pPr>
+        <w:spacing w:after="160"/>
+        <w:rPr>
+          <w:color w:val="000000"/>
+        </w:rPr>
+      </w:pPr>
+      <w:r>
+        <w:rPr>
+          <w:color w:val="000000"/>
+        </w:rPr>
         <w:t>2. which/that</w:t>
       </w:r>
     </w:p>
     <w:p>
-      <w:r>
+      <w:pPr>
+        <w:spacing w:after="160"/>
+        <w:rPr>
+          <w:color w:val="000000"/>
+        </w:rPr>
+      </w:pPr>
+      <w:r>
+        <w:rPr>
+          <w:color w:val="000000"/>
+        </w:rPr>
         <w:t>3. who/whom/that</w:t>
       </w:r>
     </w:p>
     <w:p>
-      <w:r>
+      <w:pPr>
+        <w:spacing w:after="160"/>
+        <w:rPr>
+          <w:color w:val="000000"/>
+        </w:rPr>
+      </w:pPr>
+      <w:r>
+        <w:rPr>
+          <w:color w:val="000000"/>
+        </w:rPr>
         <w:t>4. which/that</w:t>
       </w:r>
     </w:p>
     <w:p>
-      <w:r>
+      <w:pPr>
+        <w:spacing w:after="160"/>
+        <w:rPr>
+          <w:color w:val="000000"/>
+        </w:rPr>
+      </w:pPr>
+      <w:r>
+        <w:rPr>
+          <w:color w:val="000000"/>
+        </w:rPr>
         <w:t>5. who/that</w:t>
       </w:r>
     </w:p>
     <w:p>
-      <w:r>
+      <w:pPr>
+        <w:spacing w:after="160"/>
+        <w:rPr>
+          <w:color w:val="000000"/>
+        </w:rPr>
+      </w:pPr>
+      <w:r>
+        <w:rPr>
+          <w:color w:val="000000"/>
+        </w:rPr>
         <w:t>6. which/that</w:t>
       </w:r>
     </w:p>
     <w:p>
-      <w:r>
+      <w:pPr>
+        <w:spacing w:after="160"/>
+        <w:rPr>
+          <w:color w:val="000000"/>
+        </w:rPr>
+      </w:pPr>
+      <w:r>
+        <w:rPr>
+          <w:color w:val="000000"/>
+        </w:rPr>
         <w:t>7. whom</w:t>
       </w:r>
     </w:p>
     <w:p>
-      <w:r>
+      <w:pPr>
+        <w:spacing w:after="160"/>
+        <w:rPr>
+          <w:color w:val="000000"/>
+        </w:rPr>
+      </w:pPr>
+      <w:r>
+        <w:rPr>
+          <w:color w:val="000000"/>
+        </w:rPr>
         <w:t>8. which/that</w:t>
       </w:r>
     </w:p>
     <w:p>
-      <w:r>
+      <w:pPr>
+        <w:spacing w:after="160"/>
+        <w:rPr>
+          <w:color w:val="000000"/>
+        </w:rPr>
+      </w:pPr>
+      <w:r>
+        <w:rPr>
+          <w:color w:val="000000"/>
+        </w:rPr>
         <w:t>9. who/whom/that</w:t>
       </w:r>
     </w:p>
     <w:p>
-      <w:r>
+      <w:pPr>
+        <w:spacing w:after="160"/>
+        <w:rPr>
+          <w:color w:val="000000"/>
+        </w:rPr>
+      </w:pPr>
+      <w:r>
+        <w:rPr>
+          <w:color w:val="000000"/>
+        </w:rPr>
         <w:t>10. which/that</w:t>
       </w:r>
     </w:p>
     <w:p>
       <w:pPr>
         <w:pStyle w:val="Heading1"/>
+        <w:spacing w:before="240"/>
       </w:pPr>
       <w:r>
         <w:t>PHẦN 3</w:t>
       </w:r>
     </w:p>
     <w:p>
-      <w:r>
+      <w:pPr>
+        <w:spacing w:after="160"/>
+        <w:rPr>
+          <w:color w:val="000000"/>
+        </w:rPr>
+      </w:pPr>
+      <w:r>
+        <w:rPr>
+          <w:color w:val="000000"/>
+        </w:rPr>
         <w:t>1. S</w:t>
       </w:r>
     </w:p>
     <w:p>
-      <w:r>
+      <w:pPr>
+        <w:spacing w:after="160"/>
+        <w:rPr>
+          <w:color w:val="000000"/>
+        </w:rPr>
+      </w:pPr>
+      <w:r>
+        <w:rPr>
+          <w:color w:val="000000"/>
+        </w:rPr>
         <w:t>2. O</w:t>
       </w:r>
     </w:p>
     <w:p>
-      <w:r>
+      <w:pPr>
+        <w:spacing w:after="160"/>
+        <w:rPr>
+          <w:color w:val="000000"/>
+        </w:rPr>
+      </w:pPr>
+      <w:r>
+        <w:rPr>
+          <w:color w:val="000000"/>
+        </w:rPr>
         <w:t>3. S</w:t>
       </w:r>
     </w:p>
     <w:p>
-      <w:r>
+      <w:pPr>
+        <w:spacing w:after="160"/>
+        <w:rPr>
+          <w:color w:val="000000"/>
+        </w:rPr>
+      </w:pPr>
+      <w:r>
+        <w:rPr>
+          <w:color w:val="000000"/>
+        </w:rPr>
         <w:t>4. O</w:t>
       </w:r>
     </w:p>
     <w:p>
-      <w:r>
+      <w:pPr>
+        <w:spacing w:after="160"/>
+        <w:rPr>
+          <w:color w:val="000000"/>
+        </w:rPr>
+      </w:pPr>
+      <w:r>
+        <w:rPr>
+          <w:color w:val="000000"/>
+        </w:rPr>
         <w:t>5. S</w:t>
       </w:r>
     </w:p>
     <w:p>
-      <w:r>
+      <w:pPr>
+        <w:spacing w:after="160"/>
+        <w:rPr>
+          <w:color w:val="000000"/>
+        </w:rPr>
+      </w:pPr>
+      <w:r>
+        <w:rPr>
+          <w:color w:val="000000"/>
+        </w:rPr>
         <w:t>6. O</w:t>
       </w:r>
     </w:p>
     <w:p>
-      <w:r>
+      <w:pPr>
+        <w:spacing w:after="160"/>
+        <w:rPr>
+          <w:color w:val="000000"/>
+        </w:rPr>
+      </w:pPr>
+      <w:r>
+        <w:rPr>
+          <w:color w:val="000000"/>
+        </w:rPr>
         <w:t>7. S</w:t>
       </w:r>
     </w:p>
     <w:p>
-      <w:r>
+      <w:pPr>
+        <w:spacing w:after="160"/>
+        <w:rPr>
+          <w:color w:val="000000"/>
+        </w:rPr>
+      </w:pPr>
+      <w:r>
+        <w:rPr>
+          <w:color w:val="000000"/>
+        </w:rPr>
         <w:t>8. O</w:t>
       </w:r>
     </w:p>
     <w:p>
-      <w:r>
+      <w:pPr>
+        <w:spacing w:after="160"/>
+        <w:rPr>
+          <w:color w:val="000000"/>
+        </w:rPr>
+      </w:pPr>
+      <w:r>
+        <w:rPr>
+          <w:color w:val="000000"/>
+        </w:rPr>
         <w:t>9. S</w:t>
       </w:r>
     </w:p>
     <w:p>
-      <w:r>
+      <w:pPr>
+        <w:spacing w:after="160"/>
+        <w:rPr>
+          <w:color w:val="000000"/>
+        </w:rPr>
+      </w:pPr>
+      <w:r>
+        <w:rPr>
+          <w:color w:val="000000"/>
+        </w:rPr>
         <w:t>10. O</w:t>
       </w:r>
     </w:p>
     <w:p>
       <w:pPr>
         <w:pStyle w:val="Heading1"/>
+        <w:spacing w:before="240"/>
       </w:pPr>
       <w:r>
         <w:t>PHẦN 4</w:t>
       </w:r>
     </w:p>
     <w:p>
-      <w:r>
+      <w:pPr>
+        <w:spacing w:after="160"/>
+        <w:rPr>
+          <w:color w:val="000000"/>
+        </w:rPr>
+      </w:pPr>
+      <w:r>
+        <w:rPr>
+          <w:color w:val="000000"/>
+        </w:rPr>
         <w:t>1. I know the woman who lives next door.</w:t>
       </w:r>
     </w:p>
     <w:p>
-      <w:r>
+      <w:pPr>
+        <w:spacing w:after="160"/>
+        <w:rPr>
+          <w:color w:val="000000"/>
+        </w:rPr>
+      </w:pPr>
+      <w:r>
+        <w:rPr>
+          <w:color w:val="000000"/>
+        </w:rPr>
         <w:t>2. The man who called you is my uncle.</w:t>
       </w:r>
     </w:p>
     <w:p>
-      <w:r>
+      <w:pPr>
+        <w:spacing w:after="160"/>
+        <w:rPr>
+          <w:color w:val="000000"/>
+        </w:rPr>
+      </w:pPr>
+      <w:r>
+        <w:rPr>
+          <w:color w:val="000000"/>
+        </w:rPr>
         <w:t>3. Lan is the student who won the prize.</w:t>
       </w:r>
     </w:p>
     <w:p>
-      <w:r>
+      <w:pPr>
+        <w:spacing w:after="160"/>
+        <w:rPr>
+          <w:color w:val="000000"/>
+        </w:rPr>
+      </w:pPr>
+      <w:r>
+        <w:rPr>
+          <w:color w:val="000000"/>
+        </w:rPr>
         <w:t>4. I met a doctor who works at this hospital.</w:t>
       </w:r>
     </w:p>
     <w:p>
-      <w:r>
+      <w:pPr>
+        <w:spacing w:after="160"/>
+        <w:rPr>
+          <w:color w:val="000000"/>
+        </w:rPr>
+      </w:pPr>
+      <w:r>
+        <w:rPr>
+          <w:color w:val="000000"/>
+        </w:rPr>
         <w:t>5. The girl whom I met yesterday is friendly.</w:t>
       </w:r>
     </w:p>
     <w:p>
-      <w:r>
+      <w:pPr>
+        <w:spacing w:after="160"/>
+        <w:rPr>
+          <w:color w:val="000000"/>
+        </w:rPr>
+      </w:pPr>
+      <w:r>
+        <w:rPr>
+          <w:color w:val="000000"/>
+        </w:rPr>
         <w:t>6. The teacher whom we invited is from Canada.</w:t>
       </w:r>
     </w:p>
     <w:p>
-      <w:r>
+      <w:pPr>
+        <w:spacing w:after="160"/>
+        <w:rPr>
+          <w:color w:val="000000"/>
+        </w:rPr>
+      </w:pPr>
+      <w:r>
+        <w:rPr>
+          <w:color w:val="000000"/>
+        </w:rPr>
         <w:t>7. Nam knows the person whom you called.</w:t>
       </w:r>
     </w:p>
     <w:p>
-      <w:r>
+      <w:pPr>
+        <w:spacing w:after="160"/>
+        <w:rPr>
+          <w:color w:val="000000"/>
+        </w:rPr>
+      </w:pPr>
+      <w:r>
+        <w:rPr>
+          <w:color w:val="000000"/>
+        </w:rPr>
         <w:t>8. The students who studied hard passed the exam.</w:t>
       </w:r>
     </w:p>
     <w:p>
-      <w:r>
+      <w:pPr>
+        <w:spacing w:after="160"/>
+        <w:rPr>
+          <w:color w:val="000000"/>
+        </w:rPr>
+      </w:pPr>
+      <w:r>
+        <w:rPr>
+          <w:color w:val="000000"/>
+        </w:rPr>
         <w:t>9. The woman whom I thanked helped me.</w:t>
       </w:r>
     </w:p>
     <w:p>
-      <w:r>
+      <w:pPr>
+        <w:spacing w:after="160"/>
+        <w:rPr>
+          <w:color w:val="000000"/>
+        </w:rPr>
+      </w:pPr>
+      <w:r>
+        <w:rPr>
+          <w:color w:val="000000"/>
+        </w:rPr>
         <w:t>10. This is the chef who made our dinner.</w:t>
       </w:r>
     </w:p>
     <w:p>
       <w:pPr>
         <w:pStyle w:val="Heading1"/>
+        <w:spacing w:before="240"/>
       </w:pPr>
       <w:r>
         <w:t>PHẦN 5</w:t>
       </w:r>
     </w:p>
     <w:p>
-      <w:r>
+      <w:pPr>
+        <w:spacing w:after="160"/>
+        <w:rPr>
+          <w:color w:val="000000"/>
+        </w:rPr>
+      </w:pPr>
+      <w:r>
+        <w:rPr>
+          <w:color w:val="000000"/>
+        </w:rPr>
         <w:t>1. This is the book which won an award.</w:t>
       </w:r>
     </w:p>
     <w:p>
-      <w:r>
+      <w:pPr>
+        <w:spacing w:after="160"/>
+        <w:rPr>
+          <w:color w:val="000000"/>
+        </w:rPr>
+      </w:pPr>
+      <w:r>
+        <w:rPr>
+          <w:color w:val="000000"/>
+        </w:rPr>
         <w:t>2. I bought a phone which has a good camera.</w:t>
       </w:r>
     </w:p>
     <w:p>
-      <w:r>
+      <w:pPr>
+        <w:spacing w:after="160"/>
+        <w:rPr>
+          <w:color w:val="000000"/>
+        </w:rPr>
+      </w:pPr>
+      <w:r>
+        <w:rPr>
+          <w:color w:val="000000"/>
+        </w:rPr>
         <w:t>3. The car which Lan drives is expensive.</w:t>
       </w:r>
     </w:p>
     <w:p>
-      <w:r>
+      <w:pPr>
+        <w:spacing w:after="160"/>
+        <w:rPr>
+          <w:color w:val="000000"/>
+        </w:rPr>
+      </w:pPr>
+      <w:r>
+        <w:rPr>
+          <w:color w:val="000000"/>
+        </w:rPr>
         <w:t>4. The film which we watched was very funny.</w:t>
       </w:r>
     </w:p>
     <w:p>
-      <w:r>
+      <w:pPr>
+        <w:spacing w:after="160"/>
+        <w:rPr>
+          <w:color w:val="000000"/>
+        </w:rPr>
+      </w:pPr>
+      <w:r>
+        <w:rPr>
+          <w:color w:val="000000"/>
+        </w:rPr>
         <w:t>5. The laptop which I use for work is broken.</w:t>
       </w:r>
     </w:p>
     <w:p>
-      <w:r>
+      <w:pPr>
+        <w:spacing w:after="160"/>
+        <w:rPr>
+          <w:color w:val="000000"/>
+        </w:rPr>
+      </w:pPr>
+      <w:r>
+        <w:rPr>
+          <w:color w:val="000000"/>
+        </w:rPr>
         <w:t>6. The cake which my mother made was delicious.</w:t>
       </w:r>
     </w:p>
     <w:p>
-      <w:r>
+      <w:pPr>
+        <w:spacing w:after="160"/>
+        <w:rPr>
+          <w:color w:val="000000"/>
+        </w:rPr>
+      </w:pPr>
+      <w:r>
+        <w:rPr>
+          <w:color w:val="000000"/>
+        </w:rPr>
         <w:t>7. The bus which stops here goes downtown.</w:t>
       </w:r>
     </w:p>
     <w:p>
-      <w:r>
+      <w:pPr>
+        <w:spacing w:after="160"/>
+        <w:rPr>
+          <w:color w:val="000000"/>
+        </w:rPr>
+      </w:pPr>
+      <w:r>
+        <w:rPr>
+          <w:color w:val="000000"/>
+        </w:rPr>
         <w:t>8. I lost the key which you gave me.</w:t>
       </w:r>
     </w:p>
     <w:p>
-      <w:r>
+      <w:pPr>
+        <w:spacing w:after="160"/>
+        <w:rPr>
+          <w:color w:val="000000"/>
+        </w:rPr>
+      </w:pPr>
+      <w:r>
+        <w:rPr>
+          <w:color w:val="000000"/>
+        </w:rPr>
         <w:t>9. The house which they bought is very old.</w:t>
       </w:r>
     </w:p>
     <w:p>
-      <w:r>
+      <w:pPr>
+        <w:spacing w:after="160"/>
+        <w:rPr>
+          <w:color w:val="000000"/>
+        </w:rPr>
+      </w:pPr>
+      <w:r>
+        <w:rPr>
+          <w:color w:val="000000"/>
+        </w:rPr>
         <w:t>10. The song which Hoa sings is popular.</w:t>
       </w:r>
     </w:p>
     <w:p>
       <w:pPr>
         <w:pStyle w:val="Heading1"/>
+        <w:spacing w:before="240"/>
       </w:pPr>
       <w:r>
         <w:t>PHẦN 6</w:t>
       </w:r>
     </w:p>
     <w:p>
-      <w:r>
+      <w:pPr>
+        <w:spacing w:after="160"/>
+        <w:rPr>
+          <w:color w:val="000000"/>
+        </w:rPr>
+      </w:pPr>
+      <w:r>
+        <w:rPr>
+          <w:color w:val="000000"/>
+        </w:rPr>
         <w:t>1. The book I bought is new.</w:t>
       </w:r>
     </w:p>
     <w:p>
-      <w:r>
+      <w:pPr>
+        <w:spacing w:after="160"/>
+        <w:rPr>
+          <w:color w:val="000000"/>
+        </w:rPr>
+      </w:pPr>
+      <w:r>
+        <w:rPr>
+          <w:color w:val="000000"/>
+        </w:rPr>
         <w:t>2. Không thể lược bỏ.</w:t>
       </w:r>
     </w:p>
     <w:p>
-      <w:r>
+      <w:pPr>
+        <w:spacing w:after="160"/>
+        <w:rPr>
+          <w:color w:val="000000"/>
+        </w:rPr>
+      </w:pPr>
+      <w:r>
+        <w:rPr>
+          <w:color w:val="000000"/>
+        </w:rPr>
         <w:t>3. The film we watched was long.</w:t>
       </w:r>
     </w:p>
     <w:p>
-      <w:r>
+      <w:pPr>
+        <w:spacing w:after="160"/>
+        <w:rPr>
+          <w:color w:val="000000"/>
+        </w:rPr>
+      </w:pPr>
+      <w:r>
+        <w:rPr>
+          <w:color w:val="000000"/>
+        </w:rPr>
         <w:t>4. Không thể lược bỏ.</w:t>
       </w:r>
     </w:p>
     <w:p>
-      <w:r>
+      <w:pPr>
+        <w:spacing w:after="160"/>
+        <w:rPr>
+          <w:color w:val="000000"/>
+        </w:rPr>
+      </w:pPr>
+      <w:r>
+        <w:rPr>
+          <w:color w:val="000000"/>
+        </w:rPr>
         <w:t>5. The person you called is here.</w:t>
       </w:r>
     </w:p>
     <w:p>
-      <w:r>
+      <w:pPr>
+        <w:spacing w:after="160"/>
+        <w:rPr>
+          <w:color w:val="000000"/>
+        </w:rPr>
+      </w:pPr>
+      <w:r>
+        <w:rPr>
+          <w:color w:val="000000"/>
+        </w:rPr>
         <w:t>6. Không thể lược bỏ.</w:t>
       </w:r>
     </w:p>
     <w:p>
-      <w:r>
+      <w:pPr>
+        <w:spacing w:after="160"/>
+        <w:rPr>
+          <w:color w:val="000000"/>
+        </w:rPr>
+      </w:pPr>
+      <w:r>
+        <w:rPr>
+          <w:color w:val="000000"/>
+        </w:rPr>
         <w:t>7. The food she cooked was delicious.</w:t>
       </w:r>
     </w:p>
     <w:p>
-      <w:r>
+      <w:pPr>
+        <w:spacing w:after="160"/>
+        <w:rPr>
+          <w:color w:val="000000"/>
+        </w:rPr>
+      </w:pPr>
+      <w:r>
+        <w:rPr>
+          <w:color w:val="000000"/>
+        </w:rPr>
         <w:t>8. Không thể lược bỏ.</w:t>
       </w:r>
     </w:p>
     <w:p>
-      <w:r>
+      <w:pPr>
+        <w:spacing w:after="160"/>
+        <w:rPr>
+          <w:color w:val="000000"/>
+        </w:rPr>
+      </w:pPr>
+      <w:r>
+        <w:rPr>
+          <w:color w:val="000000"/>
+        </w:rPr>
         <w:t>9. The students the teacher praised were happy.</w:t>
       </w:r>
     </w:p>
     <w:p>
-      <w:r>
+      <w:pPr>
+        <w:spacing w:after="160"/>
+        <w:rPr>
+          <w:color w:val="000000"/>
+        </w:rPr>
+      </w:pPr>
+      <w:r>
+        <w:rPr>
+          <w:color w:val="000000"/>
+        </w:rPr>
         <w:t>10. Không thể lược bỏ.</w:t>
       </w:r>
     </w:p>
     <w:p>
       <w:pPr>
         <w:pStyle w:val="Heading1"/>
+        <w:spacing w:before="240"/>
       </w:pPr>
       <w:r>
         <w:t>PHẦN 7</w:t>
       </w:r>
     </w:p>
     <w:p>
-      <w:r>
+      <w:pPr>
+        <w:spacing w:after="160"/>
+        <w:rPr>
+          <w:color w:val="000000"/>
+        </w:rPr>
+      </w:pPr>
+      <w:r>
+        <w:rPr>
+          <w:color w:val="000000"/>
+        </w:rPr>
         <w:t>1. The man who called me is Tom.</w:t>
       </w:r>
     </w:p>
     <w:p>
-      <w:r>
+      <w:pPr>
+        <w:spacing w:after="160"/>
+        <w:rPr>
+          <w:color w:val="000000"/>
+        </w:rPr>
+      </w:pPr>
+      <w:r>
+        <w:rPr>
+          <w:color w:val="000000"/>
+        </w:rPr>
         <w:t>2. The book which is on the desk is mine.</w:t>
       </w:r>
     </w:p>
     <w:p>
-      <w:r>
+      <w:pPr>
+        <w:spacing w:after="160"/>
+        <w:rPr>
+          <w:color w:val="000000"/>
+        </w:rPr>
+      </w:pPr>
+      <w:r>
+        <w:rPr>
+          <w:color w:val="000000"/>
+        </w:rPr>
         <w:t>3. The girl who won the prize is Lan.</w:t>
       </w:r>
     </w:p>
     <w:p>
-      <w:r>
+      <w:pPr>
+        <w:spacing w:after="160"/>
+        <w:rPr>
+          <w:color w:val="000000"/>
+        </w:rPr>
+      </w:pPr>
+      <w:r>
+        <w:rPr>
+          <w:color w:val="000000"/>
+        </w:rPr>
         <w:t>4. The phone which I bought is expensive.</w:t>
       </w:r>
     </w:p>
     <w:p>
-      <w:r>
+      <w:pPr>
+        <w:spacing w:after="160"/>
+        <w:rPr>
+          <w:color w:val="000000"/>
+        </w:rPr>
+      </w:pPr>
+      <w:r>
+        <w:rPr>
+          <w:color w:val="000000"/>
+        </w:rPr>
         <w:t>5. My mother, who is a teacher, works here.</w:t>
       </w:r>
     </w:p>
     <w:p>
-      <w:r>
+      <w:pPr>
+        <w:spacing w:after="160"/>
+        <w:rPr>
+          <w:color w:val="000000"/>
+        </w:rPr>
+      </w:pPr>
+      <w:r>
+        <w:rPr>
+          <w:color w:val="000000"/>
+        </w:rPr>
         <w:t>6. The man who lives next door is friendly.</w:t>
       </w:r>
     </w:p>
     <w:p>
-      <w:r>
+      <w:pPr>
+        <w:spacing w:after="160"/>
+        <w:rPr>
+          <w:color w:val="000000"/>
+        </w:rPr>
+      </w:pPr>
+      <w:r>
+        <w:rPr>
+          <w:color w:val="000000"/>
+        </w:rPr>
         <w:t>7. The person whom I met was helpful.</w:t>
       </w:r>
     </w:p>
     <w:p>
-      <w:r>
+      <w:pPr>
+        <w:spacing w:after="160"/>
+        <w:rPr>
+          <w:color w:val="000000"/>
+        </w:rPr>
+      </w:pPr>
+      <w:r>
+        <w:rPr>
+          <w:color w:val="000000"/>
+        </w:rPr>
         <w:t>8. The laptop which Lan uses is new.</w:t>
       </w:r>
     </w:p>
     <w:p>
-      <w:r>
+      <w:pPr>
+        <w:spacing w:after="160"/>
+        <w:rPr>
+          <w:color w:val="000000"/>
+        </w:rPr>
+      </w:pPr>
+      <w:r>
+        <w:rPr>
+          <w:color w:val="000000"/>
+        </w:rPr>
         <w:t>9. The woman to whom I spoke was polite.</w:t>
       </w:r>
     </w:p>
     <w:p>
-      <w:r>
+      <w:pPr>
+        <w:spacing w:after="160"/>
+        <w:rPr>
+          <w:color w:val="000000"/>
+        </w:rPr>
+      </w:pPr>
+      <w:r>
+        <w:rPr>
+          <w:color w:val="000000"/>
+        </w:rPr>
         <w:t>10. The dog which barked was hungry.</w:t>
       </w:r>
     </w:p>
     <w:p>
       <w:pPr>
         <w:pStyle w:val="Heading1"/>
+        <w:spacing w:before="240"/>
       </w:pPr>
       <w:r>
         <w:t>PHẦN 8</w:t>
       </w:r>
     </w:p>
     <w:p>
-      <w:r>
+      <w:pPr>
+        <w:spacing w:after="160"/>
+        <w:rPr>
+          <w:color w:val="000000"/>
+        </w:rPr>
+      </w:pPr>
+      <w:r>
+        <w:rPr>
+          <w:color w:val="000000"/>
+        </w:rPr>
         <w:t>1. The woman who lives next door is a doctor.</w:t>
       </w:r>
     </w:p>
     <w:p>
-      <w:r>
+      <w:pPr>
+        <w:spacing w:after="160"/>
+        <w:rPr>
+          <w:color w:val="000000"/>
+        </w:rPr>
+      </w:pPr>
+      <w:r>
+        <w:rPr>
+          <w:color w:val="000000"/>
+        </w:rPr>
         <w:t>2. The man who called you is my uncle.</w:t>
       </w:r>
     </w:p>
     <w:p>
-      <w:r>
+      <w:pPr>
+        <w:spacing w:after="160"/>
+        <w:rPr>
+          <w:color w:val="000000"/>
+        </w:rPr>
+      </w:pPr>
+      <w:r>
+        <w:rPr>
+          <w:color w:val="000000"/>
+        </w:rPr>
         <w:t>3. The book which is on the table is mine.</w:t>
       </w:r>
     </w:p>
     <w:p>
-      <w:r>
+      <w:pPr>
+        <w:spacing w:after="160"/>
+        <w:rPr>
+          <w:color w:val="000000"/>
+        </w:rPr>
+      </w:pPr>
+      <w:r>
+        <w:rPr>
+          <w:color w:val="000000"/>
+        </w:rPr>
         <w:t>4. The film which we watched was excellent.</w:t>
       </w:r>
     </w:p>
     <w:p>
-      <w:r>
+      <w:pPr>
+        <w:spacing w:after="160"/>
+        <w:rPr>
+          <w:color w:val="000000"/>
+        </w:rPr>
+      </w:pPr>
+      <w:r>
+        <w:rPr>
+          <w:color w:val="000000"/>
+        </w:rPr>
         <w:t>5. The girl who won the race is my cousin.</w:t>
       </w:r>
     </w:p>
     <w:p>
-      <w:r>
+      <w:pPr>
+        <w:spacing w:after="160"/>
+        <w:rPr>
+          <w:color w:val="000000"/>
+        </w:rPr>
+      </w:pPr>
+      <w:r>
+        <w:rPr>
+          <w:color w:val="000000"/>
+        </w:rPr>
         <w:t>6. This is the phone that I want to buy.</w:t>
       </w:r>
     </w:p>
     <w:p>
-      <w:r>
+      <w:pPr>
+        <w:spacing w:after="160"/>
+        <w:rPr>
+          <w:color w:val="000000"/>
+        </w:rPr>
+      </w:pPr>
+      <w:r>
+        <w:rPr>
+          <w:color w:val="000000"/>
+        </w:rPr>
         <w:t>7. The person whom you called is here.</w:t>
       </w:r>
     </w:p>
     <w:p>
-      <w:r>
+      <w:pPr>
+        <w:spacing w:after="160"/>
+        <w:rPr>
+          <w:color w:val="000000"/>
+        </w:rPr>
+      </w:pPr>
+      <w:r>
+        <w:rPr>
+          <w:color w:val="000000"/>
+        </w:rPr>
         <w:t>8. The woman to whom I spoke was very helpful.</w:t>
       </w:r>
     </w:p>
     <w:p>
-      <w:r>
+      <w:pPr>
+        <w:spacing w:after="160"/>
+        <w:rPr>
+          <w:color w:val="000000"/>
+        </w:rPr>
+      </w:pPr>
+      <w:r>
+        <w:rPr>
+          <w:color w:val="000000"/>
+        </w:rPr>
         <w:t>9. The car which belongs to Lan is red.</w:t>
       </w:r>
     </w:p>
     <w:p>
-      <w:r>
+      <w:pPr>
+        <w:spacing w:after="160"/>
+        <w:rPr>
+          <w:color w:val="000000"/>
+        </w:rPr>
+      </w:pPr>
+      <w:r>
+        <w:rPr>
+          <w:color w:val="000000"/>
+        </w:rPr>
         <w:t>10. I know someone who can repair computers.</w:t>
       </w:r>
     </w:p>
     <w:p>
       <w:pPr>
         <w:pStyle w:val="Heading1"/>
+        <w:spacing w:before="240"/>
       </w:pPr>
       <w:r>
         <w:t>PHẦN 9</w:t>
       </w:r>
     </w:p>
     <w:p>
-      <w:r>
+      <w:pPr>
+        <w:spacing w:after="160"/>
+        <w:rPr>
+          <w:color w:val="000000"/>
+        </w:rPr>
+      </w:pPr>
+      <w:r>
+        <w:rPr>
+          <w:color w:val="000000"/>
+        </w:rPr>
         <w:t>1. At a community library.</w:t>
       </w:r>
     </w:p>
     <w:p>
-      <w:r>
+      <w:pPr>
+        <w:spacing w:after="160"/>
+        <w:rPr>
+          <w:color w:val="000000"/>
+        </w:rPr>
+      </w:pPr>
+      <w:r>
+        <w:rPr>
+          <w:color w:val="000000"/>
+        </w:rPr>
         <w:t>2. Last year.</w:t>
       </w:r>
     </w:p>
     <w:p>
-      <w:r>
+      <w:pPr>
+        <w:spacing w:after="160"/>
+        <w:rPr>
+          <w:color w:val="000000"/>
+        </w:rPr>
+      </w:pPr>
+      <w:r>
+        <w:rPr>
+          <w:color w:val="000000"/>
+        </w:rPr>
         <w:t>3. Mr. Minh.</w:t>
       </w:r>
     </w:p>
     <w:p>
-      <w:r>
+      <w:pPr>
+        <w:spacing w:after="160"/>
+        <w:rPr>
+          <w:color w:val="000000"/>
+        </w:rPr>
+      </w:pPr>
+      <w:r>
+        <w:rPr>
+          <w:color w:val="000000"/>
+        </w:rPr>
         <w:t>4. A small park.</w:t>
       </w:r>
     </w:p>
     <w:p>
-      <w:r>
+      <w:pPr>
+        <w:spacing w:after="160"/>
+        <w:rPr>
+          <w:color w:val="000000"/>
+        </w:rPr>
+      </w:pPr>
+      <w:r>
+        <w:rPr>
+          <w:color w:val="000000"/>
+        </w:rPr>
         <w:t>5. The town.</w:t>
       </w:r>
     </w:p>
     <w:p>
-      <w:r>
+      <w:pPr>
+        <w:spacing w:after="160"/>
+        <w:rPr>
+          <w:color w:val="000000"/>
+        </w:rPr>
+      </w:pPr>
+      <w:r>
+        <w:rPr>
+          <w:color w:val="000000"/>
+        </w:rPr>
         <w:t>6. Lan.</w:t>
       </w:r>
     </w:p>
     <w:p>
-      <w:r>
+      <w:pPr>
+        <w:spacing w:after="160"/>
+        <w:rPr>
+          <w:color w:val="000000"/>
+        </w:rPr>
+      </w:pPr>
+      <w:r>
+        <w:rPr>
+          <w:color w:val="000000"/>
+        </w:rPr>
         <w:t>7. Yes, he does.</w:t>
       </w:r>
     </w:p>
     <w:p>
-      <w:r>
+      <w:pPr>
+        <w:spacing w:after="160"/>
+        <w:rPr>
+          <w:color w:val="000000"/>
+        </w:rPr>
+      </w:pPr>
+      <w:r>
+        <w:rPr>
+          <w:color w:val="000000"/>
+        </w:rPr>
         <w:t>8. Books that teach practical skills.</w:t>
       </w:r>
     </w:p>
     <w:p>
-      <w:r>
+      <w:pPr>
+        <w:spacing w:after="160"/>
+        <w:rPr>
+          <w:color w:val="000000"/>
+        </w:rPr>
+      </w:pPr>
+      <w:r>
+        <w:rPr>
+          <w:color w:val="000000"/>
+        </w:rPr>
         <w:t>9. Photography.</w:t>
       </w:r>
     </w:p>
     <w:p>
-      <w:r>
+      <w:pPr>
+        <w:spacing w:after="160"/>
+        <w:rPr>
+          <w:color w:val="000000"/>
+        </w:rPr>
+      </w:pPr>
+      <w:r>
+        <w:rPr>
+          <w:color w:val="000000"/>
+        </w:rPr>
         <w:t>10. Person: who/whom; thing: which/that.</w:t>
       </w:r>
     </w:p>
     <w:p>
       <w:pPr>
         <w:pStyle w:val="Heading1"/>
+        <w:spacing w:before="240"/>
       </w:pPr>
       <w:r>
         <w:t>PHẦN 10</w:t>
       </w:r>
     </w:p>
     <w:p>
-      <w:r>
+      <w:pPr>
+        <w:spacing w:after="160"/>
+        <w:rPr>
+          <w:color w:val="000000"/>
+        </w:rPr>
+      </w:pPr>
+      <w:r>
+        <w:rPr>
+          <w:color w:val="000000"/>
+        </w:rPr>
         <w:t>1. The woman who lives next door is a doctor.</w:t>
       </w:r>
     </w:p>
     <w:p>
-      <w:r>
+      <w:pPr>
+        <w:spacing w:after="160"/>
+        <w:rPr>
+          <w:color w:val="000000"/>
+        </w:rPr>
+      </w:pPr>
+      <w:r>
+        <w:rPr>
+          <w:color w:val="000000"/>
+        </w:rPr>
         <w:t>2. The man whom I met was friendly.</w:t>
       </w:r>
     </w:p>
     <w:p>
-      <w:r>
+      <w:pPr>
+        <w:spacing w:after="160"/>
+        <w:rPr>
+          <w:color w:val="000000"/>
+        </w:rPr>
+      </w:pPr>
+      <w:r>
+        <w:rPr>
+          <w:color w:val="000000"/>
+        </w:rPr>
         <w:t>3. The book which is on the table is mine.</w:t>
       </w:r>
     </w:p>
     <w:p>
-      <w:r>
+      <w:pPr>
+        <w:spacing w:after="160"/>
+        <w:rPr>
+          <w:color w:val="000000"/>
+        </w:rPr>
+      </w:pPr>
+      <w:r>
+        <w:rPr>
+          <w:color w:val="000000"/>
+        </w:rPr>
         <w:t>4. The phone that I bought is expensive.</w:t>
       </w:r>
     </w:p>
     <w:p>
-      <w:r>
+      <w:pPr>
+        <w:spacing w:after="160"/>
+        <w:rPr>
+          <w:color w:val="000000"/>
+        </w:rPr>
+      </w:pPr>
+      <w:r>
+        <w:rPr>
+          <w:color w:val="000000"/>
+        </w:rPr>
         <w:t>5. The boy who won the race is my cousin.</w:t>
       </w:r>
     </w:p>
     <w:p>
-      <w:r>
+      <w:pPr>
+        <w:spacing w:after="160"/>
+        <w:rPr>
+          <w:color w:val="000000"/>
+        </w:rPr>
+      </w:pPr>
+      <w:r>
+        <w:rPr>
+          <w:color w:val="000000"/>
+        </w:rPr>
         <w:t>6. The film which we watched was excellent.</w:t>
       </w:r>
     </w:p>
     <w:p>
-      <w:r>
+      <w:pPr>
+        <w:spacing w:after="160"/>
+        <w:rPr>
+          <w:color w:val="000000"/>
+        </w:rPr>
+      </w:pPr>
+      <w:r>
+        <w:rPr>
+          <w:color w:val="000000"/>
+        </w:rPr>
         <w:t>7. The woman to whom I spoke was helpful.</w:t>
       </w:r>
     </w:p>
     <w:p>
-      <w:r>
+      <w:pPr>
+        <w:spacing w:after="160"/>
+        <w:rPr>
+          <w:color w:val="000000"/>
+        </w:rPr>
+      </w:pPr>
+      <w:r>
+        <w:rPr>
+          <w:color w:val="000000"/>
+        </w:rPr>
         <w:t>8. The car which belongs to Lan is red.</w:t>
       </w:r>
     </w:p>
     <w:p>
-      <w:r>
+      <w:pPr>
+        <w:spacing w:after="160"/>
+        <w:rPr>
+          <w:color w:val="000000"/>
+        </w:rPr>
+      </w:pPr>
+      <w:r>
+        <w:rPr>
+          <w:color w:val="000000"/>
+        </w:rPr>
         <w:t>9. The person whom you called is here.</w:t>
       </w:r>
     </w:p>
     <w:p>
-      <w:r>
+      <w:pPr>
+        <w:spacing w:after="160"/>
+        <w:rPr>
+          <w:color w:val="000000"/>
+        </w:rPr>
+      </w:pPr>
+      <w:r>
+        <w:rPr>
+          <w:color w:val="000000"/>
+        </w:rPr>
         <w:t>10. Do you know anyone who can repair computers?</w:t>
       </w:r>
     </w:p>
-    <w:p/>
+    <w:p>
+      <w:pPr>
+        <w:rPr>
+          <w:color w:val="000000"/>
+        </w:rPr>
+      </w:pPr>
+    </w:p>
     <w:sectPr>
       <w:pgSz w:w="12240" w:h="15840"/>
       <w:pgMar w:top="850" w:right="1134" w:bottom="850" w:left="1134" w:header="720" w:footer="720" w:gutter="0"/>
